--- a/submission-final.docx
+++ b/submission-final.docx
@@ -11,38 +11,15 @@
       </w:r>
     </w:p>
     <w:p>
-      <w:pPr>
-        <w:pStyle w:val="Subtitle"/>
-      </w:pPr>
-      <w:r>
-        <w:t>A white-box audit of three secret-loyalty organisms, and nine ways it could have failed</w:t>
-      </w:r>
-    </w:p>
-    <w:p>
-      <w:pPr/>
-      <w:r>
-        <w:rPr>
-          <w:b/>
-        </w:rPr>
-        <w:t>Pranav Kasetty</w:t>
-      </w:r>
-      <w:r>
-        <w:t xml:space="preserve"> · Independent researcher · pranav.kasetty@gmail.com </w:t>
-      </w:r>
-      <w:r>
-        <w:rPr>
-          <w:b/>
-        </w:rPr>
-        <w:t>Team:</w:t>
-      </w:r>
-      <w:r>
-        <w:t xml:space="preserve"> Positive Control · </w:t>
-      </w:r>
-      <w:r>
-        <w:rPr>
-          <w:b/>
-        </w:rPr>
-        <w:t>Track 2 — Detection &amp; Auditing</w:t>
+      <w:pPr/>
+      <w:r>
+        <w:t>Pranav Kasetty, Independent researcher, pranav.kasetty@gmail.com</w:t>
+      </w:r>
+    </w:p>
+    <w:p>
+      <w:pPr/>
+      <w:r>
+        <w:t>Team: Positive Control. Track 2 — Detection &amp; Auditing.</w:t>
       </w:r>
     </w:p>
     <w:p>
@@ -393,7 +370,7 @@
     </w:p>
     <w:p>
       <w:pPr>
-        <w:pStyle w:val="Heading3"/>
+        <w:pStyle w:val="Subtitle"/>
       </w:pPr>
       <w:r>
         <w:t>4.1 Headline metrics</w:t>
@@ -3641,31 +3618,31 @@
     <w:p>
       <w:pPr/>
       <w:r>
-        <w:t>Claude (Anthropic) was used substantially throughout, and the division of labour is stated precisely rather than minimised.</w:t>
-      </w:r>
-    </w:p>
-    <w:p>
-      <w:pPr/>
-      <w:r>
-        <w:rPr>
-          <w:b/>
-        </w:rPr>
-        <w:t>Written by the model:</w:t>
-      </w:r>
-      <w:r>
-        <w:t xml:space="preserve"> effectively all of the pipeline code — the probes, the scoring, the generation and judging harness, the statistics, the figures, and the report generator that emits this document's structure and numbers. Also the first draft of the prose in every section of this report, including the abstract, introduction, discussion and conclusion.</w:t>
-      </w:r>
-    </w:p>
-    <w:p>
-      <w:pPr/>
-      <w:r>
-        <w:rPr>
-          <w:b/>
-        </w:rPr>
-        <w:t>Also performed by the model:</w:t>
-      </w:r>
-      <w:r>
-        <w:t xml:space="preserve"> classification of all 80 completions (</w:t>
+        <w:t>This project was directed by the human author and implemented largely with Claude (Anthropic). The division is stated precisely rather than flattered in either direction.</w:t>
+      </w:r>
+    </w:p>
+    <w:p>
+      <w:pPr/>
+      <w:r>
+        <w:rPr>
+          <w:b/>
+        </w:rPr>
+        <w:t>Human.</w:t>
+      </w:r>
+      <w:r>
+        <w:t xml:space="preserve"> The research question and its framing; the choice to audit the published organisms against base rather than build new ones; every experimental run, on hardware the human provisioned and supervised; and the judgement calls that shaped the findings — including questioning whether the principal had to be a politician, which produced the category sweep and F7; pushing for a higher affordance level, which produced the depth analysis; demanding the base-model control that the depth claim then failed; and rejecting a suspicious result (layer-0 margins of exactly zero) that turned out to corroborate F9. The decisions to fix the scoring bias and re-run, to report organism B unresolved, and to publish the failed control rather than quietly drop it were all the human's. Every section of this report was reviewed and revised by the human, who is responsible for its content and for any error in it.</w:t>
+      </w:r>
+    </w:p>
+    <w:p>
+      <w:pPr/>
+      <w:r>
+        <w:rPr>
+          <w:b/>
+        </w:rPr>
+        <w:t>Claude.</w:t>
+      </w:r>
+      <w:r>
+        <w:t xml:space="preserve"> Effectively all of the pipeline code — probes, scoring, the generation and judging harness, the statistics, the figures, and the generator that emits this document. The first draft of the prose in every section. And classification of all 80 completions (</w:t>
       </w:r>
       <w:r>
         <w:rPr>
@@ -3676,25 +3653,13 @@
         <w:t>claude-opus-5</w:t>
       </w:r>
       <w:r>
-        <w:t>, blind to model and condition) against a rubric fixed before any output was inspected.</w:t>
-      </w:r>
-    </w:p>
-    <w:p>
-      <w:pPr/>
-      <w:r>
-        <w:rPr>
-          <w:b/>
-        </w:rPr>
-        <w:t>Performed by the human:</w:t>
-      </w:r>
-      <w:r>
-        <w:t xml:space="preserve"> review and revision of every section; the research question and the choice of organisms; the judgement of what counted as sufficient evidence; running each experiment and returning its output for interpretation; and the decision to report the negative results — organism B, F8, and the failed base-model control in §4.5 — rather than only the successful recovery.</w:t>
-      </w:r>
-    </w:p>
-    <w:p>
-      <w:pPr/>
-      <w:r>
-        <w:t>The human is responsible for the content of this report, including any errors in it. The model's contribution is not incidental and is not presented as such.</w:t>
+        <w:t>, blind to model, against a rubric fixed before any output was inspected).</w:t>
+      </w:r>
+    </w:p>
+    <w:p>
+      <w:pPr/>
+      <w:r>
+        <w:t>Neither contribution is incidental, and neither is presented as such.</w:t>
       </w:r>
     </w:p>
     <w:p>
